--- a/solutions/lab_02/REPORT.docx
+++ b/solutions/lab_02/REPORT.docx
@@ -1300,13 +1300,24 @@
       </w:r>
     </w:p>
     <w:p>
-      <w:r>
+      <w:pPr>
+        <w:rPr>
+          <w:lang w:val="ru-RU"/>
+        </w:rPr>
+      </w:pPr>
+      <w:r>
+        <w:rPr>
+          <w:lang w:val="ru-RU"/>
+        </w:rPr>
         <w:t>Вывод:</w:t>
       </w:r>
     </w:p>
     <w:p>
       <w:pPr>
         <w:ind w:firstLine="0"/>
+        <w:rPr>
+          <w:lang w:val="ru-RU"/>
+        </w:rPr>
       </w:pPr>
       <w:r>
         <w:rPr>
@@ -1315,7 +1326,13 @@
         <w:t xml:space="preserve">Листинг 4 – вывод эксперимента </w:t>
       </w:r>
       <w:r>
-        <w:t>B:</w:t>
+        <w:t>B</w:t>
+      </w:r>
+      <w:r>
+        <w:rPr>
+          <w:lang w:val="ru-RU"/>
+        </w:rPr>
+        <w:t>:</w:t>
       </w:r>
     </w:p>
     <w:tbl>
@@ -1760,7 +1777,13 @@
         <w:rPr>
           <w:lang w:val="ru-RU"/>
         </w:rPr>
-        <w:t>Рисунок 1 – Связь между именами и объектами</w:t>
+        <w:t xml:space="preserve">Листинг 7 (схема) </w:t>
+      </w:r>
+      <w:r>
+        <w:rPr>
+          <w:lang w:val="ru-RU"/>
+        </w:rPr>
+        <w:t xml:space="preserve"> – Связь между именами и объектами</w:t>
       </w:r>
     </w:p>
     <w:tbl>
@@ -2459,7 +2482,10 @@
         <w:t xml:space="preserve">Листинг кода </w:t>
       </w:r>
       <w:r>
-        <w:t>7</w:t>
+        <w:rPr>
+          <w:lang w:val="ru-RU"/>
+        </w:rPr>
+        <w:t>8</w:t>
       </w:r>
       <w:r>
         <w:t>:</w:t>
@@ -2668,7 +2694,13 @@
         <w:rPr>
           <w:lang w:val="ru-RU"/>
         </w:rPr>
-        <w:t>Листинг 8</w:t>
+        <w:t xml:space="preserve">Листинг </w:t>
+      </w:r>
+      <w:r>
+        <w:rPr>
+          <w:lang w:val="ru-RU"/>
+        </w:rPr>
+        <w:t>9</w:t>
       </w:r>
       <w:r>
         <w:t>:</w:t>
@@ -3054,7 +3086,10 @@
         <w:t xml:space="preserve">Листинг кода </w:t>
       </w:r>
       <w:r>
-        <w:t>9</w:t>
+        <w:rPr>
+          <w:lang w:val="ru-RU"/>
+        </w:rPr>
+        <w:t>10</w:t>
       </w:r>
       <w:r>
         <w:t>:</w:t>
@@ -3236,7 +3271,13 @@
         <w:t xml:space="preserve">Листинг кода </w:t>
       </w:r>
       <w:r>
-        <w:t>10</w:t>
+        <w:t>1</w:t>
+      </w:r>
+      <w:r>
+        <w:rPr>
+          <w:lang w:val="ru-RU"/>
+        </w:rPr>
+        <w:t>1</w:t>
       </w:r>
       <w:r>
         <w:t>:</w:t>
@@ -3389,7 +3430,13 @@
         <w:t xml:space="preserve">Листинг кода </w:t>
       </w:r>
       <w:r>
-        <w:t>11</w:t>
+        <w:t>1</w:t>
+      </w:r>
+      <w:r>
+        <w:rPr>
+          <w:lang w:val="ru-RU"/>
+        </w:rPr>
+        <w:t>2</w:t>
       </w:r>
       <w:r>
         <w:t>:</w:t>
@@ -3500,7 +3547,13 @@
         <w:rPr>
           <w:lang w:val="ru-RU"/>
         </w:rPr>
-        <w:t>Листинг 12</w:t>
+        <w:t>Листинг 1</w:t>
+      </w:r>
+      <w:r>
+        <w:rPr>
+          <w:lang w:val="ru-RU"/>
+        </w:rPr>
+        <w:t>3</w:t>
       </w:r>
       <w:r>
         <w:t>:</w:t>
@@ -3625,7 +3678,13 @@
         <w:rPr>
           <w:lang w:val="ru-RU"/>
         </w:rPr>
-        <w:t>13</w:t>
+        <w:t>1</w:t>
+      </w:r>
+      <w:r>
+        <w:rPr>
+          <w:lang w:val="ru-RU"/>
+        </w:rPr>
+        <w:t>4</w:t>
       </w:r>
       <w:r>
         <w:t>:</w:t>
@@ -3740,7 +3799,13 @@
           <w:lang w:val="ru-RU"/>
         </w:rPr>
         <w:lastRenderedPageBreak/>
-        <w:t>Листинг 14</w:t>
+        <w:t>Листинг 1</w:t>
+      </w:r>
+      <w:r>
+        <w:rPr>
+          <w:lang w:val="ru-RU"/>
+        </w:rPr>
+        <w:t>5</w:t>
       </w:r>
       <w:r>
         <w:t>:</w:t>
@@ -4432,7 +4497,13 @@
         <w:t xml:space="preserve">Листинг кода </w:t>
       </w:r>
       <w:r>
-        <w:t>15</w:t>
+        <w:t>1</w:t>
+      </w:r>
+      <w:r>
+        <w:rPr>
+          <w:lang w:val="ru-RU"/>
+        </w:rPr>
+        <w:t>6</w:t>
       </w:r>
       <w:r>
         <w:t>:</w:t>
@@ -4516,7 +4587,13 @@
         <w:rPr>
           <w:lang w:val="ru-RU"/>
         </w:rPr>
-        <w:t>Листинг 16</w:t>
+        <w:t>Листинг 1</w:t>
+      </w:r>
+      <w:r>
+        <w:rPr>
+          <w:lang w:val="ru-RU"/>
+        </w:rPr>
+        <w:t>7</w:t>
       </w:r>
       <w:r>
         <w:t>:</w:t>
@@ -4628,7 +4705,13 @@
         <w:t xml:space="preserve">Листинг кода </w:t>
       </w:r>
       <w:r>
-        <w:t>17</w:t>
+        <w:t>1</w:t>
+      </w:r>
+      <w:r>
+        <w:rPr>
+          <w:lang w:val="ru-RU"/>
+        </w:rPr>
+        <w:t>8</w:t>
       </w:r>
       <w:r>
         <w:t>:</w:t>
@@ -4712,7 +4795,13 @@
         <w:rPr>
           <w:lang w:val="ru-RU"/>
         </w:rPr>
-        <w:t>Листинг 18</w:t>
+        <w:t>Листинг 1</w:t>
+      </w:r>
+      <w:r>
+        <w:rPr>
+          <w:lang w:val="ru-RU"/>
+        </w:rPr>
+        <w:t>9</w:t>
       </w:r>
       <w:r>
         <w:t>:</w:t>
@@ -8212,7 +8301,6 @@
               <w:rPr>
                 <w:sz w:val="20"/>
                 <w:szCs w:val="20"/>
-                <w:lang w:val="ru-RU"/>
               </w:rPr>
             </w:pPr>
             <w:r>
@@ -8228,7 +8316,6 @@
                 <w:rFonts w:ascii="Consolas" w:eastAsia="Consolas" w:hAnsi="Consolas"/>
                 <w:sz w:val="20"/>
                 <w:szCs w:val="20"/>
-                <w:lang w:val="ru-RU"/>
               </w:rPr>
               <w:t>.</w:t>
             </w:r>
@@ -8245,26 +8332,107 @@
                 <w:rFonts w:ascii="Consolas" w:eastAsia="Consolas" w:hAnsi="Consolas"/>
                 <w:sz w:val="20"/>
                 <w:szCs w:val="20"/>
-                <w:lang w:val="ru-RU"/>
-              </w:rPr>
-              <w:t>() вернул: 2</w:t>
-            </w:r>
-            <w:r>
-              <w:rPr>
-                <w:rFonts w:ascii="Consolas" w:eastAsia="Consolas" w:hAnsi="Consolas"/>
-                <w:sz w:val="20"/>
-                <w:szCs w:val="20"/>
-                <w:lang w:val="ru-RU"/>
-              </w:rPr>
-              <w:br/>
-              <w:t>Статистика поколений после изменений:</w:t>
-            </w:r>
-            <w:r>
-              <w:rPr>
-                <w:rFonts w:ascii="Consolas" w:eastAsia="Consolas" w:hAnsi="Consolas"/>
-                <w:sz w:val="20"/>
-                <w:szCs w:val="20"/>
-                <w:lang w:val="ru-RU"/>
+              </w:rPr>
+              <w:t xml:space="preserve">() </w:t>
+            </w:r>
+            <w:r>
+              <w:rPr>
+                <w:rFonts w:ascii="Consolas" w:eastAsia="Consolas" w:hAnsi="Consolas"/>
+                <w:sz w:val="20"/>
+                <w:szCs w:val="20"/>
+                <w:lang w:val="ru-RU"/>
+              </w:rPr>
+              <w:t>вернул</w:t>
+            </w:r>
+            <w:r>
+              <w:rPr>
+                <w:rFonts w:ascii="Consolas" w:eastAsia="Consolas" w:hAnsi="Consolas"/>
+                <w:sz w:val="20"/>
+                <w:szCs w:val="20"/>
+              </w:rPr>
+              <w:t>: 2</w:t>
+            </w:r>
+            <w:r>
+              <w:rPr>
+                <w:rFonts w:ascii="Consolas" w:eastAsia="Consolas" w:hAnsi="Consolas"/>
+                <w:sz w:val="20"/>
+                <w:szCs w:val="20"/>
+              </w:rPr>
+              <w:br/>
+            </w:r>
+            <w:r>
+              <w:rPr>
+                <w:rFonts w:ascii="Consolas" w:eastAsia="Consolas" w:hAnsi="Consolas"/>
+                <w:sz w:val="20"/>
+                <w:szCs w:val="20"/>
+                <w:lang w:val="ru-RU"/>
+              </w:rPr>
+              <w:t>Статистика</w:t>
+            </w:r>
+            <w:r>
+              <w:rPr>
+                <w:rFonts w:ascii="Consolas" w:eastAsia="Consolas" w:hAnsi="Consolas"/>
+                <w:sz w:val="20"/>
+                <w:szCs w:val="20"/>
+              </w:rPr>
+              <w:t xml:space="preserve"> </w:t>
+            </w:r>
+            <w:r>
+              <w:rPr>
+                <w:rFonts w:ascii="Consolas" w:eastAsia="Consolas" w:hAnsi="Consolas"/>
+                <w:sz w:val="20"/>
+                <w:szCs w:val="20"/>
+                <w:lang w:val="ru-RU"/>
+              </w:rPr>
+              <w:t>поколений</w:t>
+            </w:r>
+            <w:r>
+              <w:rPr>
+                <w:rFonts w:ascii="Consolas" w:eastAsia="Consolas" w:hAnsi="Consolas"/>
+                <w:sz w:val="20"/>
+                <w:szCs w:val="20"/>
+              </w:rPr>
+              <w:t xml:space="preserve"> </w:t>
+            </w:r>
+            <w:r>
+              <w:rPr>
+                <w:rFonts w:ascii="Consolas" w:eastAsia="Consolas" w:hAnsi="Consolas"/>
+                <w:sz w:val="20"/>
+                <w:szCs w:val="20"/>
+                <w:lang w:val="ru-RU"/>
+              </w:rPr>
+              <w:t>после</w:t>
+            </w:r>
+            <w:r>
+              <w:rPr>
+                <w:rFonts w:ascii="Consolas" w:eastAsia="Consolas" w:hAnsi="Consolas"/>
+                <w:sz w:val="20"/>
+                <w:szCs w:val="20"/>
+              </w:rPr>
+              <w:t xml:space="preserve"> </w:t>
+            </w:r>
+            <w:r>
+              <w:rPr>
+                <w:rFonts w:ascii="Consolas" w:eastAsia="Consolas" w:hAnsi="Consolas"/>
+                <w:sz w:val="20"/>
+                <w:szCs w:val="20"/>
+                <w:lang w:val="ru-RU"/>
+              </w:rPr>
+              <w:t>изменений</w:t>
+            </w:r>
+            <w:r>
+              <w:rPr>
+                <w:rFonts w:ascii="Consolas" w:eastAsia="Consolas" w:hAnsi="Consolas"/>
+                <w:sz w:val="20"/>
+                <w:szCs w:val="20"/>
+              </w:rPr>
+              <w:t>:</w:t>
+            </w:r>
+            <w:r>
+              <w:rPr>
+                <w:rFonts w:ascii="Consolas" w:eastAsia="Consolas" w:hAnsi="Consolas"/>
+                <w:sz w:val="20"/>
+                <w:szCs w:val="20"/>
               </w:rPr>
               <w:br/>
               <w:t>{'</w:t>
@@ -8282,7 +8450,6 @@
                 <w:rFonts w:ascii="Consolas" w:eastAsia="Consolas" w:hAnsi="Consolas"/>
                 <w:sz w:val="20"/>
                 <w:szCs w:val="20"/>
-                <w:lang w:val="ru-RU"/>
               </w:rPr>
               <w:t>': 3, '</w:t>
             </w:r>
@@ -8299,7 +8466,6 @@
                 <w:rFonts w:ascii="Consolas" w:eastAsia="Consolas" w:hAnsi="Consolas"/>
                 <w:sz w:val="20"/>
                 <w:szCs w:val="20"/>
-                <w:lang w:val="ru-RU"/>
               </w:rPr>
               <w:t>': 25, '</w:t>
             </w:r>
@@ -8316,7 +8482,6 @@
                 <w:rFonts w:ascii="Consolas" w:eastAsia="Consolas" w:hAnsi="Consolas"/>
                 <w:sz w:val="20"/>
                 <w:szCs w:val="20"/>
-                <w:lang w:val="ru-RU"/>
               </w:rPr>
               <w:t>': 0}</w:t>
             </w:r>
@@ -8325,7 +8490,6 @@
                 <w:rFonts w:ascii="Consolas" w:eastAsia="Consolas" w:hAnsi="Consolas"/>
                 <w:sz w:val="20"/>
                 <w:szCs w:val="20"/>
-                <w:lang w:val="ru-RU"/>
               </w:rPr>
               <w:br/>
               <w:t>{'</w:t>
@@ -8343,7 +8507,6 @@
                 <w:rFonts w:ascii="Consolas" w:eastAsia="Consolas" w:hAnsi="Consolas"/>
                 <w:sz w:val="20"/>
                 <w:szCs w:val="20"/>
-                <w:lang w:val="ru-RU"/>
               </w:rPr>
               <w:t>': 0, '</w:t>
             </w:r>
@@ -8360,7 +8523,6 @@
                 <w:rFonts w:ascii="Consolas" w:eastAsia="Consolas" w:hAnsi="Consolas"/>
                 <w:sz w:val="20"/>
                 <w:szCs w:val="20"/>
-                <w:lang w:val="ru-RU"/>
               </w:rPr>
               <w:t>': 0, '</w:t>
             </w:r>
@@ -8377,7 +8539,6 @@
                 <w:rFonts w:ascii="Consolas" w:eastAsia="Consolas" w:hAnsi="Consolas"/>
                 <w:sz w:val="20"/>
                 <w:szCs w:val="20"/>
-                <w:lang w:val="ru-RU"/>
               </w:rPr>
               <w:t>': 0}</w:t>
             </w:r>
@@ -8386,7 +8547,6 @@
                 <w:rFonts w:ascii="Consolas" w:eastAsia="Consolas" w:hAnsi="Consolas"/>
                 <w:sz w:val="20"/>
                 <w:szCs w:val="20"/>
-                <w:lang w:val="ru-RU"/>
               </w:rPr>
               <w:br/>
               <w:t>{'</w:t>
@@ -8404,7 +8564,6 @@
                 <w:rFonts w:ascii="Consolas" w:eastAsia="Consolas" w:hAnsi="Consolas"/>
                 <w:sz w:val="20"/>
                 <w:szCs w:val="20"/>
-                <w:lang w:val="ru-RU"/>
               </w:rPr>
               <w:t>': 1, '</w:t>
             </w:r>
@@ -8421,7 +8580,6 @@
                 <w:rFonts w:ascii="Consolas" w:eastAsia="Consolas" w:hAnsi="Consolas"/>
                 <w:sz w:val="20"/>
                 <w:szCs w:val="20"/>
-                <w:lang w:val="ru-RU"/>
               </w:rPr>
               <w:t>': 2, '</w:t>
             </w:r>
@@ -8438,7 +8596,6 @@
                 <w:rFonts w:ascii="Consolas" w:eastAsia="Consolas" w:hAnsi="Consolas"/>
                 <w:sz w:val="20"/>
                 <w:szCs w:val="20"/>
-                <w:lang w:val="ru-RU"/>
               </w:rPr>
               <w:t>': 0}</w:t>
             </w:r>
@@ -8447,7 +8604,6 @@
                 <w:rFonts w:ascii="Consolas" w:eastAsia="Consolas" w:hAnsi="Consolas"/>
                 <w:sz w:val="20"/>
                 <w:szCs w:val="20"/>
-                <w:lang w:val="ru-RU"/>
               </w:rPr>
               <w:br/>
             </w:r>
@@ -8464,16 +8620,65 @@
                 <w:rFonts w:ascii="Consolas" w:eastAsia="Consolas" w:hAnsi="Consolas"/>
                 <w:sz w:val="20"/>
                 <w:szCs w:val="20"/>
-                <w:lang w:val="ru-RU"/>
-              </w:rPr>
-              <w:t xml:space="preserve"> после удаления ссылок:</w:t>
-            </w:r>
-            <w:r>
-              <w:rPr>
-                <w:rFonts w:ascii="Consolas" w:eastAsia="Consolas" w:hAnsi="Consolas"/>
-                <w:sz w:val="20"/>
-                <w:szCs w:val="20"/>
-                <w:lang w:val="ru-RU"/>
+              </w:rPr>
+              <w:t xml:space="preserve"> </w:t>
+            </w:r>
+            <w:r>
+              <w:rPr>
+                <w:rFonts w:ascii="Consolas" w:eastAsia="Consolas" w:hAnsi="Consolas"/>
+                <w:sz w:val="20"/>
+                <w:szCs w:val="20"/>
+                <w:lang w:val="ru-RU"/>
+              </w:rPr>
+              <w:t>после</w:t>
+            </w:r>
+            <w:r>
+              <w:rPr>
+                <w:rFonts w:ascii="Consolas" w:eastAsia="Consolas" w:hAnsi="Consolas"/>
+                <w:sz w:val="20"/>
+                <w:szCs w:val="20"/>
+              </w:rPr>
+              <w:t xml:space="preserve"> </w:t>
+            </w:r>
+            <w:r>
+              <w:rPr>
+                <w:rFonts w:ascii="Consolas" w:eastAsia="Consolas" w:hAnsi="Consolas"/>
+                <w:sz w:val="20"/>
+                <w:szCs w:val="20"/>
+                <w:lang w:val="ru-RU"/>
+              </w:rPr>
+              <w:t>удаления</w:t>
+            </w:r>
+            <w:r>
+              <w:rPr>
+                <w:rFonts w:ascii="Consolas" w:eastAsia="Consolas" w:hAnsi="Consolas"/>
+                <w:sz w:val="20"/>
+                <w:szCs w:val="20"/>
+              </w:rPr>
+              <w:t xml:space="preserve"> </w:t>
+            </w:r>
+            <w:r>
+              <w:rPr>
+                <w:rFonts w:ascii="Consolas" w:eastAsia="Consolas" w:hAnsi="Consolas"/>
+                <w:sz w:val="20"/>
+                <w:szCs w:val="20"/>
+                <w:lang w:val="ru-RU"/>
+              </w:rPr>
+              <w:t>ссылок</w:t>
+            </w:r>
+            <w:r>
+              <w:rPr>
+                <w:rFonts w:ascii="Consolas" w:eastAsia="Consolas" w:hAnsi="Consolas"/>
+                <w:sz w:val="20"/>
+                <w:szCs w:val="20"/>
+              </w:rPr>
+              <w:t>:</w:t>
+            </w:r>
+            <w:r>
+              <w:rPr>
+                <w:rFonts w:ascii="Consolas" w:eastAsia="Consolas" w:hAnsi="Consolas"/>
+                <w:sz w:val="20"/>
+                <w:szCs w:val="20"/>
               </w:rPr>
               <w:br/>
               <w:t>1997545759040</w:t>
@@ -8483,7 +8688,6 @@
                 <w:rFonts w:ascii="Consolas" w:eastAsia="Consolas" w:hAnsi="Consolas"/>
                 <w:sz w:val="20"/>
                 <w:szCs w:val="20"/>
-                <w:lang w:val="ru-RU"/>
               </w:rPr>
               <w:br/>
               <w:t>1997545907264</w:t>
@@ -11878,7 +12082,6 @@
               <w:rPr>
                 <w:sz w:val="20"/>
                 <w:szCs w:val="20"/>
-                <w:lang w:val="ru-RU"/>
               </w:rPr>
             </w:pPr>
             <w:r>
@@ -11888,14 +12091,55 @@
                 <w:szCs w:val="20"/>
                 <w:lang w:val="ru-RU"/>
               </w:rPr>
-              <w:t>Собрано до графа:</w:t>
-            </w:r>
-            <w:r>
-              <w:rPr>
-                <w:rFonts w:ascii="Consolas" w:eastAsia="Consolas" w:hAnsi="Consolas"/>
-                <w:sz w:val="20"/>
-                <w:szCs w:val="20"/>
-                <w:lang w:val="ru-RU"/>
+              <w:t>Собрано</w:t>
+            </w:r>
+            <w:r>
+              <w:rPr>
+                <w:rFonts w:ascii="Consolas" w:eastAsia="Consolas" w:hAnsi="Consolas"/>
+                <w:sz w:val="20"/>
+                <w:szCs w:val="20"/>
+              </w:rPr>
+              <w:t xml:space="preserve"> </w:t>
+            </w:r>
+            <w:r>
+              <w:rPr>
+                <w:rFonts w:ascii="Consolas" w:eastAsia="Consolas" w:hAnsi="Consolas"/>
+                <w:sz w:val="20"/>
+                <w:szCs w:val="20"/>
+                <w:lang w:val="ru-RU"/>
+              </w:rPr>
+              <w:t>до</w:t>
+            </w:r>
+            <w:r>
+              <w:rPr>
+                <w:rFonts w:ascii="Consolas" w:eastAsia="Consolas" w:hAnsi="Consolas"/>
+                <w:sz w:val="20"/>
+                <w:szCs w:val="20"/>
+              </w:rPr>
+              <w:t xml:space="preserve"> </w:t>
+            </w:r>
+            <w:r>
+              <w:rPr>
+                <w:rFonts w:ascii="Consolas" w:eastAsia="Consolas" w:hAnsi="Consolas"/>
+                <w:sz w:val="20"/>
+                <w:szCs w:val="20"/>
+                <w:lang w:val="ru-RU"/>
+              </w:rPr>
+              <w:t>графа</w:t>
+            </w:r>
+            <w:r>
+              <w:rPr>
+                <w:rFonts w:ascii="Consolas" w:eastAsia="Consolas" w:hAnsi="Consolas"/>
+                <w:sz w:val="20"/>
+                <w:szCs w:val="20"/>
+              </w:rPr>
+              <w:t>:</w:t>
+            </w:r>
+            <w:r>
+              <w:rPr>
+                <w:rFonts w:ascii="Consolas" w:eastAsia="Consolas" w:hAnsi="Consolas"/>
+                <w:sz w:val="20"/>
+                <w:szCs w:val="20"/>
               </w:rPr>
               <w:br/>
               <w:t>{'</w:t>
@@ -11913,7 +12157,6 @@
                 <w:rFonts w:ascii="Consolas" w:eastAsia="Consolas" w:hAnsi="Consolas"/>
                 <w:sz w:val="20"/>
                 <w:szCs w:val="20"/>
-                <w:lang w:val="ru-RU"/>
               </w:rPr>
               <w:t>': 3, '</w:t>
             </w:r>
@@ -11930,7 +12173,6 @@
                 <w:rFonts w:ascii="Consolas" w:eastAsia="Consolas" w:hAnsi="Consolas"/>
                 <w:sz w:val="20"/>
                 <w:szCs w:val="20"/>
-                <w:lang w:val="ru-RU"/>
               </w:rPr>
               <w:t>': 25, '</w:t>
             </w:r>
@@ -11947,7 +12189,6 @@
                 <w:rFonts w:ascii="Consolas" w:eastAsia="Consolas" w:hAnsi="Consolas"/>
                 <w:sz w:val="20"/>
                 <w:szCs w:val="20"/>
-                <w:lang w:val="ru-RU"/>
               </w:rPr>
               <w:t>': 0}</w:t>
             </w:r>
@@ -11956,7 +12197,6 @@
                 <w:rFonts w:ascii="Consolas" w:eastAsia="Consolas" w:hAnsi="Consolas"/>
                 <w:sz w:val="20"/>
                 <w:szCs w:val="20"/>
-                <w:lang w:val="ru-RU"/>
               </w:rPr>
               <w:br/>
               <w:t>{'</w:t>
@@ -11974,7 +12214,6 @@
                 <w:rFonts w:ascii="Consolas" w:eastAsia="Consolas" w:hAnsi="Consolas"/>
                 <w:sz w:val="20"/>
                 <w:szCs w:val="20"/>
-                <w:lang w:val="ru-RU"/>
               </w:rPr>
               <w:t>': 0, '</w:t>
             </w:r>
@@ -11991,7 +12230,6 @@
                 <w:rFonts w:ascii="Consolas" w:eastAsia="Consolas" w:hAnsi="Consolas"/>
                 <w:sz w:val="20"/>
                 <w:szCs w:val="20"/>
-                <w:lang w:val="ru-RU"/>
               </w:rPr>
               <w:t>': 0, '</w:t>
             </w:r>
@@ -12008,7 +12246,6 @@
                 <w:rFonts w:ascii="Consolas" w:eastAsia="Consolas" w:hAnsi="Consolas"/>
                 <w:sz w:val="20"/>
                 <w:szCs w:val="20"/>
-                <w:lang w:val="ru-RU"/>
               </w:rPr>
               <w:t>': 0}</w:t>
             </w:r>
@@ -12017,7 +12254,6 @@
                 <w:rFonts w:ascii="Consolas" w:eastAsia="Consolas" w:hAnsi="Consolas"/>
                 <w:sz w:val="20"/>
                 <w:szCs w:val="20"/>
-                <w:lang w:val="ru-RU"/>
               </w:rPr>
               <w:br/>
               <w:t>{'</w:t>
@@ -12035,7 +12271,6 @@
                 <w:rFonts w:ascii="Consolas" w:eastAsia="Consolas" w:hAnsi="Consolas"/>
                 <w:sz w:val="20"/>
                 <w:szCs w:val="20"/>
-                <w:lang w:val="ru-RU"/>
               </w:rPr>
               <w:t>': 2, '</w:t>
             </w:r>
@@ -12052,7 +12287,6 @@
                 <w:rFonts w:ascii="Consolas" w:eastAsia="Consolas" w:hAnsi="Consolas"/>
                 <w:sz w:val="20"/>
                 <w:szCs w:val="20"/>
-                <w:lang w:val="ru-RU"/>
               </w:rPr>
               <w:t>': 8, '</w:t>
             </w:r>
@@ -12069,7 +12303,6 @@
                 <w:rFonts w:ascii="Consolas" w:eastAsia="Consolas" w:hAnsi="Consolas"/>
                 <w:sz w:val="20"/>
                 <w:szCs w:val="20"/>
-                <w:lang w:val="ru-RU"/>
               </w:rPr>
               <w:t>': 0}</w:t>
             </w:r>
@@ -12078,10 +12311,42 @@
                 <w:rFonts w:ascii="Consolas" w:eastAsia="Consolas" w:hAnsi="Consolas"/>
                 <w:sz w:val="20"/>
                 <w:szCs w:val="20"/>
-                <w:lang w:val="ru-RU"/>
-              </w:rPr>
-              <w:br/>
-              <w:t xml:space="preserve">Независимый узел </w:t>
+              </w:rPr>
+              <w:br/>
+            </w:r>
+            <w:r>
+              <w:rPr>
+                <w:rFonts w:ascii="Consolas" w:eastAsia="Consolas" w:hAnsi="Consolas"/>
+                <w:sz w:val="20"/>
+                <w:szCs w:val="20"/>
+                <w:lang w:val="ru-RU"/>
+              </w:rPr>
+              <w:t>Независимый</w:t>
+            </w:r>
+            <w:r>
+              <w:rPr>
+                <w:rFonts w:ascii="Consolas" w:eastAsia="Consolas" w:hAnsi="Consolas"/>
+                <w:sz w:val="20"/>
+                <w:szCs w:val="20"/>
+              </w:rPr>
+              <w:t xml:space="preserve"> </w:t>
+            </w:r>
+            <w:r>
+              <w:rPr>
+                <w:rFonts w:ascii="Consolas" w:eastAsia="Consolas" w:hAnsi="Consolas"/>
+                <w:sz w:val="20"/>
+                <w:szCs w:val="20"/>
+                <w:lang w:val="ru-RU"/>
+              </w:rPr>
+              <w:t>узел</w:t>
+            </w:r>
+            <w:r>
+              <w:rPr>
+                <w:rFonts w:ascii="Consolas" w:eastAsia="Consolas" w:hAnsi="Consolas"/>
+                <w:sz w:val="20"/>
+                <w:szCs w:val="20"/>
+              </w:rPr>
+              <w:t xml:space="preserve"> </w:t>
             </w:r>
             <w:r>
               <w:rPr>
@@ -12096,9 +12361,25 @@
                 <w:rFonts w:ascii="Consolas" w:eastAsia="Consolas" w:hAnsi="Consolas"/>
                 <w:sz w:val="20"/>
                 <w:szCs w:val="20"/>
-                <w:lang w:val="ru-RU"/>
-              </w:rPr>
-              <w:t xml:space="preserve"> доступен: {'</w:t>
+              </w:rPr>
+              <w:t xml:space="preserve"> </w:t>
+            </w:r>
+            <w:r>
+              <w:rPr>
+                <w:rFonts w:ascii="Consolas" w:eastAsia="Consolas" w:hAnsi="Consolas"/>
+                <w:sz w:val="20"/>
+                <w:szCs w:val="20"/>
+                <w:lang w:val="ru-RU"/>
+              </w:rPr>
+              <w:t>доступен</w:t>
+            </w:r>
+            <w:r>
+              <w:rPr>
+                <w:rFonts w:ascii="Consolas" w:eastAsia="Consolas" w:hAnsi="Consolas"/>
+                <w:sz w:val="20"/>
+                <w:szCs w:val="20"/>
+              </w:rPr>
+              <w:t>: {'</w:t>
             </w:r>
             <w:r>
               <w:rPr>
@@ -12113,7 +12394,6 @@
                 <w:rFonts w:ascii="Consolas" w:eastAsia="Consolas" w:hAnsi="Consolas"/>
                 <w:sz w:val="20"/>
                 <w:szCs w:val="20"/>
-                <w:lang w:val="ru-RU"/>
               </w:rPr>
               <w:t>': '</w:t>
             </w:r>
@@ -12130,7 +12410,6 @@
                 <w:rFonts w:ascii="Consolas" w:eastAsia="Consolas" w:hAnsi="Consolas"/>
                 <w:sz w:val="20"/>
                 <w:szCs w:val="20"/>
-                <w:lang w:val="ru-RU"/>
               </w:rPr>
               <w:t>', '</w:t>
             </w:r>
@@ -12147,7 +12426,6 @@
                 <w:rFonts w:ascii="Consolas" w:eastAsia="Consolas" w:hAnsi="Consolas"/>
                 <w:sz w:val="20"/>
                 <w:szCs w:val="20"/>
-                <w:lang w:val="ru-RU"/>
               </w:rPr>
               <w:t xml:space="preserve">': </w:t>
             </w:r>
@@ -12164,7 +12442,6 @@
                 <w:rFonts w:ascii="Consolas" w:eastAsia="Consolas" w:hAnsi="Consolas"/>
                 <w:sz w:val="20"/>
                 <w:szCs w:val="20"/>
-                <w:lang w:val="ru-RU"/>
               </w:rPr>
               <w:t>}</w:t>
             </w:r>
@@ -12173,17 +12450,99 @@
                 <w:rFonts w:ascii="Consolas" w:eastAsia="Consolas" w:hAnsi="Consolas"/>
                 <w:sz w:val="20"/>
                 <w:szCs w:val="20"/>
-                <w:lang w:val="ru-RU"/>
-              </w:rPr>
-              <w:br/>
-              <w:t>Собрано объектов в этот раз: 6</w:t>
-            </w:r>
-            <w:r>
-              <w:rPr>
-                <w:rFonts w:ascii="Consolas" w:eastAsia="Consolas" w:hAnsi="Consolas"/>
-                <w:sz w:val="20"/>
-                <w:szCs w:val="20"/>
-                <w:lang w:val="ru-RU"/>
+              </w:rPr>
+              <w:br/>
+            </w:r>
+            <w:r>
+              <w:rPr>
+                <w:rFonts w:ascii="Consolas" w:eastAsia="Consolas" w:hAnsi="Consolas"/>
+                <w:sz w:val="20"/>
+                <w:szCs w:val="20"/>
+                <w:lang w:val="ru-RU"/>
+              </w:rPr>
+              <w:t>Собрано</w:t>
+            </w:r>
+            <w:r>
+              <w:rPr>
+                <w:rFonts w:ascii="Consolas" w:eastAsia="Consolas" w:hAnsi="Consolas"/>
+                <w:sz w:val="20"/>
+                <w:szCs w:val="20"/>
+              </w:rPr>
+              <w:t xml:space="preserve"> </w:t>
+            </w:r>
+            <w:r>
+              <w:rPr>
+                <w:rFonts w:ascii="Consolas" w:eastAsia="Consolas" w:hAnsi="Consolas"/>
+                <w:sz w:val="20"/>
+                <w:szCs w:val="20"/>
+                <w:lang w:val="ru-RU"/>
+              </w:rPr>
+              <w:t>объектов</w:t>
+            </w:r>
+            <w:r>
+              <w:rPr>
+                <w:rFonts w:ascii="Consolas" w:eastAsia="Consolas" w:hAnsi="Consolas"/>
+                <w:sz w:val="20"/>
+                <w:szCs w:val="20"/>
+              </w:rPr>
+              <w:t xml:space="preserve"> </w:t>
+            </w:r>
+            <w:r>
+              <w:rPr>
+                <w:rFonts w:ascii="Consolas" w:eastAsia="Consolas" w:hAnsi="Consolas"/>
+                <w:sz w:val="20"/>
+                <w:szCs w:val="20"/>
+                <w:lang w:val="ru-RU"/>
+              </w:rPr>
+              <w:t>в</w:t>
+            </w:r>
+            <w:r>
+              <w:rPr>
+                <w:rFonts w:ascii="Consolas" w:eastAsia="Consolas" w:hAnsi="Consolas"/>
+                <w:sz w:val="20"/>
+                <w:szCs w:val="20"/>
+              </w:rPr>
+              <w:t xml:space="preserve"> </w:t>
+            </w:r>
+            <w:r>
+              <w:rPr>
+                <w:rFonts w:ascii="Consolas" w:eastAsia="Consolas" w:hAnsi="Consolas"/>
+                <w:sz w:val="20"/>
+                <w:szCs w:val="20"/>
+                <w:lang w:val="ru-RU"/>
+              </w:rPr>
+              <w:t>этот</w:t>
+            </w:r>
+            <w:r>
+              <w:rPr>
+                <w:rFonts w:ascii="Consolas" w:eastAsia="Consolas" w:hAnsi="Consolas"/>
+                <w:sz w:val="20"/>
+                <w:szCs w:val="20"/>
+              </w:rPr>
+              <w:t xml:space="preserve"> </w:t>
+            </w:r>
+            <w:r>
+              <w:rPr>
+                <w:rFonts w:ascii="Consolas" w:eastAsia="Consolas" w:hAnsi="Consolas"/>
+                <w:sz w:val="20"/>
+                <w:szCs w:val="20"/>
+                <w:lang w:val="ru-RU"/>
+              </w:rPr>
+              <w:t>раз</w:t>
+            </w:r>
+            <w:r>
+              <w:rPr>
+                <w:rFonts w:ascii="Consolas" w:eastAsia="Consolas" w:hAnsi="Consolas"/>
+                <w:sz w:val="20"/>
+                <w:szCs w:val="20"/>
+              </w:rPr>
+              <w:t>: 6</w:t>
+            </w:r>
+            <w:r>
+              <w:rPr>
+                <w:rFonts w:ascii="Consolas" w:eastAsia="Consolas" w:hAnsi="Consolas"/>
+                <w:sz w:val="20"/>
+                <w:szCs w:val="20"/>
               </w:rPr>
               <w:br/>
               <w:t>{'</w:t>
@@ -12201,7 +12560,6 @@
                 <w:rFonts w:ascii="Consolas" w:eastAsia="Consolas" w:hAnsi="Consolas"/>
                 <w:sz w:val="20"/>
                 <w:szCs w:val="20"/>
-                <w:lang w:val="ru-RU"/>
               </w:rPr>
               <w:t>': 3, '</w:t>
             </w:r>
@@ -12218,7 +12576,6 @@
                 <w:rFonts w:ascii="Consolas" w:eastAsia="Consolas" w:hAnsi="Consolas"/>
                 <w:sz w:val="20"/>
                 <w:szCs w:val="20"/>
-                <w:lang w:val="ru-RU"/>
               </w:rPr>
               <w:t>': 25, '</w:t>
             </w:r>
@@ -12235,7 +12592,6 @@
                 <w:rFonts w:ascii="Consolas" w:eastAsia="Consolas" w:hAnsi="Consolas"/>
                 <w:sz w:val="20"/>
                 <w:szCs w:val="20"/>
-                <w:lang w:val="ru-RU"/>
               </w:rPr>
               <w:t>': 0}</w:t>
             </w:r>
@@ -12244,7 +12600,6 @@
                 <w:rFonts w:ascii="Consolas" w:eastAsia="Consolas" w:hAnsi="Consolas"/>
                 <w:sz w:val="20"/>
                 <w:szCs w:val="20"/>
-                <w:lang w:val="ru-RU"/>
               </w:rPr>
               <w:br/>
               <w:t>{'</w:t>
@@ -12262,7 +12617,6 @@
                 <w:rFonts w:ascii="Consolas" w:eastAsia="Consolas" w:hAnsi="Consolas"/>
                 <w:sz w:val="20"/>
                 <w:szCs w:val="20"/>
-                <w:lang w:val="ru-RU"/>
               </w:rPr>
               <w:t>': 0, '</w:t>
             </w:r>
@@ -12279,7 +12633,6 @@
                 <w:rFonts w:ascii="Consolas" w:eastAsia="Consolas" w:hAnsi="Consolas"/>
                 <w:sz w:val="20"/>
                 <w:szCs w:val="20"/>
-                <w:lang w:val="ru-RU"/>
               </w:rPr>
               <w:t>': 0, '</w:t>
             </w:r>
@@ -12296,7 +12649,6 @@
                 <w:rFonts w:ascii="Consolas" w:eastAsia="Consolas" w:hAnsi="Consolas"/>
                 <w:sz w:val="20"/>
                 <w:szCs w:val="20"/>
-                <w:lang w:val="ru-RU"/>
               </w:rPr>
               <w:t>': 0}</w:t>
             </w:r>
@@ -12305,7 +12657,6 @@
                 <w:rFonts w:ascii="Consolas" w:eastAsia="Consolas" w:hAnsi="Consolas"/>
                 <w:sz w:val="20"/>
                 <w:szCs w:val="20"/>
-                <w:lang w:val="ru-RU"/>
               </w:rPr>
               <w:br/>
               <w:t>{'</w:t>
@@ -12323,7 +12674,6 @@
                 <w:rFonts w:ascii="Consolas" w:eastAsia="Consolas" w:hAnsi="Consolas"/>
                 <w:sz w:val="20"/>
                 <w:szCs w:val="20"/>
-                <w:lang w:val="ru-RU"/>
               </w:rPr>
               <w:t>': 3, '</w:t>
             </w:r>
@@ -12340,7 +12690,6 @@
                 <w:rFonts w:ascii="Consolas" w:eastAsia="Consolas" w:hAnsi="Consolas"/>
                 <w:sz w:val="20"/>
                 <w:szCs w:val="20"/>
-                <w:lang w:val="ru-RU"/>
               </w:rPr>
               <w:t>': 14, '</w:t>
             </w:r>
@@ -12357,7 +12706,6 @@
                 <w:rFonts w:ascii="Consolas" w:eastAsia="Consolas" w:hAnsi="Consolas"/>
                 <w:sz w:val="20"/>
                 <w:szCs w:val="20"/>
-                <w:lang w:val="ru-RU"/>
               </w:rPr>
               <w:t>': 0}</w:t>
             </w:r>
@@ -12894,18 +13242,31 @@
               <w:spacing w:line="240" w:lineRule="auto"/>
               <w:ind w:firstLine="0"/>
               <w:jc w:val="left"/>
-              <w:rPr>
-                <w:lang w:val="ru-RU"/>
-              </w:rPr>
             </w:pPr>
             <w:r>
               <w:rPr>
                 <w:rFonts w:ascii="Consolas" w:eastAsia="Consolas" w:hAnsi="Consolas"/>
                 <w:sz w:val="20"/>
                 <w:szCs w:val="24"/>
-                <w:lang w:val="ru-RU"/>
-              </w:rPr>
-              <w:t>[] Размер(</w:t>
+              </w:rPr>
+              <w:t xml:space="preserve">[] </w:t>
+            </w:r>
+            <w:r>
+              <w:rPr>
+                <w:rFonts w:ascii="Consolas" w:eastAsia="Consolas" w:hAnsi="Consolas"/>
+                <w:sz w:val="20"/>
+                <w:szCs w:val="24"/>
+                <w:lang w:val="ru-RU"/>
+              </w:rPr>
+              <w:t>Размер</w:t>
+            </w:r>
+            <w:r>
+              <w:rPr>
+                <w:rFonts w:ascii="Consolas" w:eastAsia="Consolas" w:hAnsi="Consolas"/>
+                <w:sz w:val="20"/>
+                <w:szCs w:val="24"/>
+              </w:rPr>
+              <w:t>(</w:t>
             </w:r>
             <w:r>
               <w:rPr>
@@ -12920,7 +13281,6 @@
                 <w:rFonts w:ascii="Consolas" w:eastAsia="Consolas" w:hAnsi="Consolas"/>
                 <w:sz w:val="20"/>
                 <w:szCs w:val="24"/>
-                <w:lang w:val="ru-RU"/>
               </w:rPr>
               <w:t>): 56</w:t>
             </w:r>
@@ -12929,10 +13289,26 @@
                 <w:rFonts w:ascii="Consolas" w:eastAsia="Consolas" w:hAnsi="Consolas"/>
                 <w:sz w:val="20"/>
                 <w:szCs w:val="24"/>
-                <w:lang w:val="ru-RU"/>
-              </w:rPr>
-              <w:br/>
-              <w:t>[1, 2, 3, 4, 5, 6, 7, 8, 9, 10] Размер(</w:t>
+              </w:rPr>
+              <w:br/>
+              <w:t xml:space="preserve">[1, 2, 3, 4, 5, 6, 7, 8, 9, 10] </w:t>
+            </w:r>
+            <w:r>
+              <w:rPr>
+                <w:rFonts w:ascii="Consolas" w:eastAsia="Consolas" w:hAnsi="Consolas"/>
+                <w:sz w:val="20"/>
+                <w:szCs w:val="24"/>
+                <w:lang w:val="ru-RU"/>
+              </w:rPr>
+              <w:t>Размер</w:t>
+            </w:r>
+            <w:r>
+              <w:rPr>
+                <w:rFonts w:ascii="Consolas" w:eastAsia="Consolas" w:hAnsi="Consolas"/>
+                <w:sz w:val="20"/>
+                <w:szCs w:val="24"/>
+              </w:rPr>
+              <w:t>(</w:t>
             </w:r>
             <w:r>
               <w:rPr>
@@ -12947,7 +13323,6 @@
                 <w:rFonts w:ascii="Consolas" w:eastAsia="Consolas" w:hAnsi="Consolas"/>
                 <w:sz w:val="20"/>
                 <w:szCs w:val="24"/>
-                <w:lang w:val="ru-RU"/>
               </w:rPr>
               <w:t>): 136</w:t>
             </w:r>
@@ -12956,10 +13331,26 @@
                 <w:rFonts w:ascii="Consolas" w:eastAsia="Consolas" w:hAnsi="Consolas"/>
                 <w:sz w:val="20"/>
                 <w:szCs w:val="24"/>
-                <w:lang w:val="ru-RU"/>
-              </w:rPr>
-              <w:br/>
-              <w:t>(1, 2, 3, 4, 5, 6, 7, 8, 9, 10) Размер(</w:t>
+              </w:rPr>
+              <w:br/>
+              <w:t xml:space="preserve">(1, 2, 3, 4, 5, 6, 7, 8, 9, 10) </w:t>
+            </w:r>
+            <w:r>
+              <w:rPr>
+                <w:rFonts w:ascii="Consolas" w:eastAsia="Consolas" w:hAnsi="Consolas"/>
+                <w:sz w:val="20"/>
+                <w:szCs w:val="24"/>
+                <w:lang w:val="ru-RU"/>
+              </w:rPr>
+              <w:t>Размер</w:t>
+            </w:r>
+            <w:r>
+              <w:rPr>
+                <w:rFonts w:ascii="Consolas" w:eastAsia="Consolas" w:hAnsi="Consolas"/>
+                <w:sz w:val="20"/>
+                <w:szCs w:val="24"/>
+              </w:rPr>
+              <w:t>(</w:t>
             </w:r>
             <w:r>
               <w:rPr>
@@ -12974,7 +13365,6 @@
                 <w:rFonts w:ascii="Consolas" w:eastAsia="Consolas" w:hAnsi="Consolas"/>
                 <w:sz w:val="20"/>
                 <w:szCs w:val="24"/>
-                <w:lang w:val="ru-RU"/>
               </w:rPr>
               <w:t>): 120</w:t>
             </w:r>
@@ -12983,7 +13373,6 @@
                 <w:rFonts w:ascii="Consolas" w:eastAsia="Consolas" w:hAnsi="Consolas"/>
                 <w:sz w:val="20"/>
                 <w:szCs w:val="24"/>
-                <w:lang w:val="ru-RU"/>
               </w:rPr>
               <w:br/>
             </w:r>
@@ -13000,9 +13389,25 @@
                 <w:rFonts w:ascii="Consolas" w:eastAsia="Consolas" w:hAnsi="Consolas"/>
                 <w:sz w:val="20"/>
                 <w:szCs w:val="24"/>
-                <w:lang w:val="ru-RU"/>
-              </w:rPr>
-              <w:t xml:space="preserve"> Размер(</w:t>
+              </w:rPr>
+              <w:t xml:space="preserve"> </w:t>
+            </w:r>
+            <w:r>
+              <w:rPr>
+                <w:rFonts w:ascii="Consolas" w:eastAsia="Consolas" w:hAnsi="Consolas"/>
+                <w:sz w:val="20"/>
+                <w:szCs w:val="24"/>
+                <w:lang w:val="ru-RU"/>
+              </w:rPr>
+              <w:t>Размер</w:t>
+            </w:r>
+            <w:r>
+              <w:rPr>
+                <w:rFonts w:ascii="Consolas" w:eastAsia="Consolas" w:hAnsi="Consolas"/>
+                <w:sz w:val="20"/>
+                <w:szCs w:val="24"/>
+              </w:rPr>
+              <w:t>(</w:t>
             </w:r>
             <w:r>
               <w:rPr>
@@ -13017,7 +13422,6 @@
                 <w:rFonts w:ascii="Consolas" w:eastAsia="Consolas" w:hAnsi="Consolas"/>
                 <w:sz w:val="20"/>
                 <w:szCs w:val="24"/>
-                <w:lang w:val="ru-RU"/>
               </w:rPr>
               <w:t>): 51</w:t>
             </w:r>
@@ -13026,10 +13430,26 @@
                 <w:rFonts w:ascii="Consolas" w:eastAsia="Consolas" w:hAnsi="Consolas"/>
                 <w:sz w:val="20"/>
                 <w:szCs w:val="24"/>
-                <w:lang w:val="ru-RU"/>
-              </w:rPr>
-              <w:br/>
-              <w:t>12345 Размер(</w:t>
+              </w:rPr>
+              <w:br/>
+              <w:t xml:space="preserve">12345 </w:t>
+            </w:r>
+            <w:r>
+              <w:rPr>
+                <w:rFonts w:ascii="Consolas" w:eastAsia="Consolas" w:hAnsi="Consolas"/>
+                <w:sz w:val="20"/>
+                <w:szCs w:val="24"/>
+                <w:lang w:val="ru-RU"/>
+              </w:rPr>
+              <w:t>Размер</w:t>
+            </w:r>
+            <w:r>
+              <w:rPr>
+                <w:rFonts w:ascii="Consolas" w:eastAsia="Consolas" w:hAnsi="Consolas"/>
+                <w:sz w:val="20"/>
+                <w:szCs w:val="24"/>
+              </w:rPr>
+              <w:t>(</w:t>
             </w:r>
             <w:r>
               <w:rPr>
@@ -13044,7 +13464,6 @@
                 <w:rFonts w:ascii="Consolas" w:eastAsia="Consolas" w:hAnsi="Consolas"/>
                 <w:sz w:val="20"/>
                 <w:szCs w:val="24"/>
-                <w:lang w:val="ru-RU"/>
               </w:rPr>
               <w:t>): 28</w:t>
             </w:r>
@@ -13053,7 +13472,6 @@
                 <w:rFonts w:ascii="Consolas" w:eastAsia="Consolas" w:hAnsi="Consolas"/>
                 <w:sz w:val="20"/>
                 <w:szCs w:val="24"/>
-                <w:lang w:val="ru-RU"/>
               </w:rPr>
               <w:br/>
             </w:r>
@@ -13070,9 +13488,25 @@
                 <w:rFonts w:ascii="Consolas" w:eastAsia="Consolas" w:hAnsi="Consolas"/>
                 <w:sz w:val="20"/>
                 <w:szCs w:val="24"/>
-                <w:lang w:val="ru-RU"/>
-              </w:rPr>
-              <w:t xml:space="preserve"> Размер(</w:t>
+              </w:rPr>
+              <w:t xml:space="preserve"> </w:t>
+            </w:r>
+            <w:r>
+              <w:rPr>
+                <w:rFonts w:ascii="Consolas" w:eastAsia="Consolas" w:hAnsi="Consolas"/>
+                <w:sz w:val="20"/>
+                <w:szCs w:val="24"/>
+                <w:lang w:val="ru-RU"/>
+              </w:rPr>
+              <w:t>Размер</w:t>
+            </w:r>
+            <w:r>
+              <w:rPr>
+                <w:rFonts w:ascii="Consolas" w:eastAsia="Consolas" w:hAnsi="Consolas"/>
+                <w:sz w:val="20"/>
+                <w:szCs w:val="24"/>
+              </w:rPr>
+              <w:t>(</w:t>
             </w:r>
             <w:r>
               <w:rPr>
@@ -13087,7 +13521,6 @@
                 <w:rFonts w:ascii="Consolas" w:eastAsia="Consolas" w:hAnsi="Consolas"/>
                 <w:sz w:val="20"/>
                 <w:szCs w:val="24"/>
-                <w:lang w:val="ru-RU"/>
               </w:rPr>
               <w:t>): 16</w:t>
             </w:r>
@@ -15200,7 +15633,13 @@
         <w:rPr>
           <w:lang w:val="ru-RU"/>
         </w:rPr>
-        <w:t>Листинг 44</w:t>
+        <w:t>Листинг 4</w:t>
+      </w:r>
+      <w:r>
+        <w:rPr>
+          <w:lang w:val="ru-RU"/>
+        </w:rPr>
+        <w:t>5</w:t>
       </w:r>
       <w:r>
         <w:t>:</w:t>
